--- a/URUVS/Datasheets/URUV/02.2024/February_VideoAnalysis.docx
+++ b/URUVS/Datasheets/URUV/02.2024/February_VideoAnalysis.docx
@@ -1,6 +1,6 @@
 
 <file path=word/document.xml><?xml version="1.0" encoding="utf-8"?>
-<w:document xmlns:wpc="http://schemas.microsoft.com/office/word/2010/wordprocessingCanvas" xmlns:cx="http://schemas.microsoft.com/office/drawing/2014/chartex" xmlns:cx1="http://schemas.microsoft.com/office/drawing/2015/9/8/chartex" xmlns:cx2="http://schemas.microsoft.com/office/drawing/2015/10/21/chartex" xmlns:cx3="http://schemas.microsoft.com/office/drawing/2016/5/9/chartex" xmlns:cx4="http://schemas.microsoft.com/office/drawing/2016/5/10/chartex" xmlns:cx5="http://schemas.microsoft.com/office/drawing/2016/5/11/chartex" xmlns:cx6="http://schemas.microsoft.com/office/drawing/2016/5/12/chartex" xmlns:cx7="http://schemas.microsoft.com/office/drawing/2016/5/13/chartex" xmlns:cx8="http://schemas.microsoft.com/office/drawing/2016/5/14/chartex" xmlns:mc="http://schemas.openxmlformats.org/markup-compatibility/2006" xmlns:aink="http://schemas.microsoft.com/office/drawing/2016/ink" xmlns:am3d="http://schemas.microsoft.com/office/drawing/2017/model3d" xmlns:o="urn:schemas-microsoft-com:office:office" xmlns:r="http://schemas.openxmlformats.org/officeDocument/2006/relationships" xmlns:m="http://schemas.openxmlformats.org/officeDocument/2006/math" xmlns:v="urn:schemas-microsoft-com:vml" xmlns:wp14="http://schemas.microsoft.com/office/word/2010/wordprocessingDrawing" xmlns:wp="http://schemas.openxmlformats.org/drawingml/2006/wordprocessingDrawing" xmlns:w10="urn:schemas-microsoft-com:office:word" xmlns:w="http://schemas.openxmlformats.org/wordprocessingml/2006/main" xmlns:w14="http://schemas.microsoft.com/office/word/2010/wordml" xmlns:w15="http://schemas.microsoft.com/office/word/2012/wordml" xmlns:w16cid="http://schemas.microsoft.com/office/word/2016/wordml/cid" xmlns:w16se="http://schemas.microsoft.com/office/word/2015/wordml/symex" xmlns:wpg="http://schemas.microsoft.com/office/word/2010/wordprocessingGroup" xmlns:wpi="http://schemas.microsoft.com/office/word/2010/wordprocessingInk" xmlns:wne="http://schemas.microsoft.com/office/word/2006/wordml" xmlns:wps="http://schemas.microsoft.com/office/word/2010/wordprocessingShape" mc:Ignorable="w14 w15 w16se w16cid wp14">
+<w:document xmlns:wpc="http://schemas.microsoft.com/office/word/2010/wordprocessingCanvas" xmlns:cx="http://schemas.microsoft.com/office/drawing/2014/chartex" xmlns:cx1="http://schemas.microsoft.com/office/drawing/2015/9/8/chartex" xmlns:cx2="http://schemas.microsoft.com/office/drawing/2015/10/21/chartex" xmlns:cx3="http://schemas.microsoft.com/office/drawing/2016/5/9/chartex" xmlns:cx4="http://schemas.microsoft.com/office/drawing/2016/5/10/chartex" xmlns:cx5="http://schemas.microsoft.com/office/drawing/2016/5/11/chartex" xmlns:cx6="http://schemas.microsoft.com/office/drawing/2016/5/12/chartex" xmlns:cx7="http://schemas.microsoft.com/office/drawing/2016/5/13/chartex" xmlns:cx8="http://schemas.microsoft.com/office/drawing/2016/5/14/chartex" xmlns:mc="http://schemas.openxmlformats.org/markup-compatibility/2006" xmlns:aink="http://schemas.microsoft.com/office/drawing/2016/ink" xmlns:am3d="http://schemas.microsoft.com/office/drawing/2017/model3d" xmlns:o="urn:schemas-microsoft-com:office:office" xmlns:oel="http://schemas.microsoft.com/office/2019/extlst" xmlns:r="http://schemas.openxmlformats.org/officeDocument/2006/relationships" xmlns:m="http://schemas.openxmlformats.org/officeDocument/2006/math" xmlns:v="urn:schemas-microsoft-com:vml" xmlns:wp14="http://schemas.microsoft.com/office/word/2010/wordprocessingDrawing" xmlns:wp="http://schemas.openxmlformats.org/drawingml/2006/wordprocessingDrawing" xmlns:w10="urn:schemas-microsoft-com:office:word" xmlns:w="http://schemas.openxmlformats.org/wordprocessingml/2006/main" xmlns:w14="http://schemas.microsoft.com/office/word/2010/wordml" xmlns:w15="http://schemas.microsoft.com/office/word/2012/wordml" xmlns:w16cex="http://schemas.microsoft.com/office/word/2018/wordml/cex" xmlns:w16cid="http://schemas.microsoft.com/office/word/2016/wordml/cid" xmlns:w16="http://schemas.microsoft.com/office/word/2018/wordml" xmlns:w16du="http://schemas.microsoft.com/office/word/2023/wordml/word16du" xmlns:w16sdtdh="http://schemas.microsoft.com/office/word/2020/wordml/sdtdatahash" xmlns:w16sdtfl="http://schemas.microsoft.com/office/word/2024/wordml/sdtformatlock" xmlns:w16se="http://schemas.microsoft.com/office/word/2015/wordml/symex" xmlns:wpg="http://schemas.microsoft.com/office/word/2010/wordprocessingGroup" xmlns:wpi="http://schemas.microsoft.com/office/word/2010/wordprocessingInk" xmlns:wne="http://schemas.microsoft.com/office/word/2006/wordml" xmlns:wps="http://schemas.microsoft.com/office/word/2010/wordprocessingShape" mc:Ignorable="w14 w15 w16se w16cid w16 w16cex w16sdtdh w16sdtfl w16du wp14">
   <w:body>
     <w:tbl>
       <w:tblPr>
@@ -680,9 +680,14 @@
             </w:r>
           </w:p>
           <w:p>
-            <w:r>
-              <w:rPr>
-                <w:highlight w:val="yellow"/>
+            <w:pPr>
+              <w:rPr>
+                <w:highlight w:val="green"/>
+              </w:rPr>
+            </w:pPr>
+            <w:r>
+              <w:rPr>
+                <w:highlight w:val="green"/>
               </w:rPr>
               <w:t>PIPEFISH:</w:t>
             </w:r>
@@ -694,8 +699,14 @@
                 <w:ilvl w:val="0"/>
                 <w:numId w:val="2"/>
               </w:numPr>
-            </w:pPr>
-            <w:r>
+              <w:rPr>
+                <w:highlight w:val="green"/>
+              </w:rPr>
+            </w:pPr>
+            <w:r>
+              <w:rPr>
+                <w:highlight w:val="green"/>
+              </w:rPr>
               <w:t>1 18:07 – 18:10</w:t>
             </w:r>
           </w:p>
@@ -706,8 +717,14 @@
                 <w:ilvl w:val="0"/>
                 <w:numId w:val="2"/>
               </w:numPr>
-            </w:pPr>
-            <w:r>
+              <w:rPr>
+                <w:highlight w:val="green"/>
+              </w:rPr>
+            </w:pPr>
+            <w:r>
+              <w:rPr>
+                <w:highlight w:val="green"/>
+              </w:rPr>
               <w:t>3 18:19 – 18:20</w:t>
             </w:r>
           </w:p>
@@ -718,8 +735,14 @@
                 <w:ilvl w:val="0"/>
                 <w:numId w:val="2"/>
               </w:numPr>
-            </w:pPr>
-            <w:r>
+              <w:rPr>
+                <w:highlight w:val="green"/>
+              </w:rPr>
+            </w:pPr>
+            <w:r>
+              <w:rPr>
+                <w:highlight w:val="green"/>
+              </w:rPr>
               <w:t>4 19:38</w:t>
             </w:r>
           </w:p>
@@ -730,13 +753,30 @@
                 <w:ilvl w:val="0"/>
                 <w:numId w:val="2"/>
               </w:numPr>
-            </w:pPr>
-            <w:r>
+              <w:rPr>
+                <w:highlight w:val="green"/>
+              </w:rPr>
+            </w:pPr>
+            <w:r>
+              <w:rPr>
+                <w:highlight w:val="green"/>
+              </w:rPr>
               <w:t>5 23:56</w:t>
             </w:r>
           </w:p>
-          <w:p/>
-          <w:p>
+          <w:p>
+            <w:pPr>
+              <w:rPr>
+                <w:highlight w:val="green"/>
+              </w:rPr>
+            </w:pPr>
+          </w:p>
+          <w:p>
+            <w:pPr>
+              <w:rPr>
+                <w:highlight w:val="green"/>
+              </w:rPr>
+            </w:pPr>
             <w:r>
               <w:rPr>
                 <w:highlight w:val="green"/>
@@ -751,11 +791,20 @@
                 <w:ilvl w:val="0"/>
                 <w:numId w:val="3"/>
               </w:numPr>
-            </w:pPr>
-            <w:r>
+              <w:rPr>
+                <w:highlight w:val="green"/>
+              </w:rPr>
+            </w:pPr>
+            <w:r>
+              <w:rPr>
+                <w:highlight w:val="green"/>
+              </w:rPr>
               <w:t>1 35:02</w:t>
             </w:r>
             <w:r>
+              <w:rPr>
+                <w:highlight w:val="green"/>
+              </w:rPr>
               <w:t xml:space="preserve"> S</w:t>
             </w:r>
           </w:p>
@@ -766,11 +815,20 @@
                 <w:ilvl w:val="0"/>
                 <w:numId w:val="3"/>
               </w:numPr>
-            </w:pPr>
-            <w:r>
+              <w:rPr>
+                <w:highlight w:val="green"/>
+              </w:rPr>
+            </w:pPr>
+            <w:r>
+              <w:rPr>
+                <w:highlight w:val="green"/>
+              </w:rPr>
               <w:t>1 5:32 (F2)</w:t>
             </w:r>
             <w:r>
+              <w:rPr>
+                <w:highlight w:val="green"/>
+              </w:rPr>
               <w:t xml:space="preserve"> M</w:t>
             </w:r>
           </w:p>
@@ -781,19 +839,39 @@
                 <w:ilvl w:val="0"/>
                 <w:numId w:val="3"/>
               </w:numPr>
-            </w:pPr>
-            <w:r>
+              <w:rPr>
+                <w:highlight w:val="green"/>
+              </w:rPr>
+            </w:pPr>
+            <w:r>
+              <w:rPr>
+                <w:highlight w:val="green"/>
+              </w:rPr>
               <w:t>1 15:34 (F2)</w:t>
             </w:r>
             <w:r>
+              <w:rPr>
+                <w:highlight w:val="green"/>
+              </w:rPr>
               <w:t xml:space="preserve"> M</w:t>
             </w:r>
           </w:p>
-          <w:p/>
-          <w:p>
-            <w:r>
-              <w:rPr>
-                <w:highlight w:val="yellow"/>
+          <w:p>
+            <w:pPr>
+              <w:rPr>
+                <w:highlight w:val="green"/>
+              </w:rPr>
+            </w:pPr>
+          </w:p>
+          <w:p>
+            <w:pPr>
+              <w:rPr>
+                <w:highlight w:val="green"/>
+              </w:rPr>
+            </w:pPr>
+            <w:r>
+              <w:rPr>
+                <w:highlight w:val="green"/>
               </w:rPr>
               <w:t>BLOWFISH</w:t>
             </w:r>
@@ -805,8 +883,14 @@
                 <w:ilvl w:val="0"/>
                 <w:numId w:val="4"/>
               </w:numPr>
-            </w:pPr>
-            <w:r>
+              <w:rPr>
+                <w:highlight w:val="green"/>
+              </w:rPr>
+            </w:pPr>
+            <w:r>
+              <w:rPr>
+                <w:highlight w:val="green"/>
+              </w:rPr>
               <w:t>1 00:45 (F2)</w:t>
             </w:r>
           </w:p>
@@ -1104,9 +1188,14 @@
             </w:r>
           </w:p>
           <w:p>
-            <w:r>
-              <w:rPr>
-                <w:highlight w:val="yellow"/>
+            <w:pPr>
+              <w:rPr>
+                <w:highlight w:val="green"/>
+              </w:rPr>
+            </w:pPr>
+            <w:r>
+              <w:rPr>
+                <w:highlight w:val="green"/>
               </w:rPr>
               <w:t>GUPPY A</w:t>
             </w:r>
@@ -1118,8 +1207,14 @@
                 <w:ilvl w:val="0"/>
                 <w:numId w:val="4"/>
               </w:numPr>
-            </w:pPr>
-            <w:r>
+              <w:rPr>
+                <w:highlight w:val="green"/>
+              </w:rPr>
+            </w:pPr>
+            <w:r>
+              <w:rPr>
+                <w:highlight w:val="green"/>
+              </w:rPr>
               <w:t>1 11:42</w:t>
             </w:r>
           </w:p>
@@ -1130,8 +1225,14 @@
                 <w:ilvl w:val="0"/>
                 <w:numId w:val="4"/>
               </w:numPr>
-            </w:pPr>
-            <w:r>
+              <w:rPr>
+                <w:highlight w:val="green"/>
+              </w:rPr>
+            </w:pPr>
+            <w:r>
+              <w:rPr>
+                <w:highlight w:val="green"/>
+              </w:rPr>
               <w:t>7 19:18</w:t>
             </w:r>
           </w:p>
@@ -1142,8 +1243,14 @@
                 <w:ilvl w:val="0"/>
                 <w:numId w:val="4"/>
               </w:numPr>
-            </w:pPr>
-            <w:r>
+              <w:rPr>
+                <w:highlight w:val="green"/>
+              </w:rPr>
+            </w:pPr>
+            <w:r>
+              <w:rPr>
+                <w:highlight w:val="green"/>
+              </w:rPr>
               <w:t>ALSO 27:13 IF YOU WANT A GOOD SHOT</w:t>
             </w:r>
           </w:p>
@@ -1552,9 +1659,14 @@
             </w:r>
           </w:p>
           <w:p>
-            <w:r>
-              <w:rPr>
-                <w:highlight w:val="yellow"/>
+            <w:pPr>
+              <w:rPr>
+                <w:highlight w:val="green"/>
+              </w:rPr>
+            </w:pPr>
+            <w:r>
+              <w:rPr>
+                <w:highlight w:val="green"/>
               </w:rPr>
               <w:t>PIPEFISH</w:t>
             </w:r>
@@ -1566,12 +1678,23 @@
                 <w:ilvl w:val="0"/>
                 <w:numId w:val="5"/>
               </w:numPr>
-            </w:pPr>
-            <w:r>
+              <w:rPr>
+                <w:highlight w:val="green"/>
+              </w:rPr>
+            </w:pPr>
+            <w:r>
+              <w:rPr>
+                <w:highlight w:val="green"/>
+              </w:rPr>
               <w:t>09:24</w:t>
             </w:r>
           </w:p>
           <w:p>
+            <w:pPr>
+              <w:rPr>
+                <w:highlight w:val="green"/>
+              </w:rPr>
+            </w:pPr>
             <w:r>
               <w:rPr>
                 <w:highlight w:val="green"/>
@@ -1586,11 +1709,20 @@
                 <w:ilvl w:val="0"/>
                 <w:numId w:val="5"/>
               </w:numPr>
-            </w:pPr>
-            <w:r>
+              <w:rPr>
+                <w:highlight w:val="green"/>
+              </w:rPr>
+            </w:pPr>
+            <w:r>
+              <w:rPr>
+                <w:highlight w:val="green"/>
+              </w:rPr>
               <w:t>1 0:15:26</w:t>
             </w:r>
             <w:r>
+              <w:rPr>
+                <w:highlight w:val="green"/>
+              </w:rPr>
               <w:t xml:space="preserve"> m</w:t>
             </w:r>
           </w:p>
@@ -1899,9 +2031,14 @@
             </w:r>
           </w:p>
           <w:p>
-            <w:r>
-              <w:rPr>
-                <w:highlight w:val="yellow"/>
+            <w:pPr>
+              <w:rPr>
+                <w:highlight w:val="green"/>
+              </w:rPr>
+            </w:pPr>
+            <w:r>
+              <w:rPr>
+                <w:highlight w:val="green"/>
               </w:rPr>
               <w:t>PIPEFISH</w:t>
             </w:r>
@@ -1913,8 +2050,14 @@
                 <w:ilvl w:val="0"/>
                 <w:numId w:val="5"/>
               </w:numPr>
-            </w:pPr>
-            <w:r>
+              <w:rPr>
+                <w:highlight w:val="green"/>
+              </w:rPr>
+            </w:pPr>
+            <w:r>
+              <w:rPr>
+                <w:highlight w:val="green"/>
+              </w:rPr>
               <w:t>1 0:12:28</w:t>
             </w:r>
           </w:p>
@@ -1925,12 +2068,23 @@
                 <w:ilvl w:val="0"/>
                 <w:numId w:val="5"/>
               </w:numPr>
-            </w:pPr>
-            <w:r>
+              <w:rPr>
+                <w:highlight w:val="green"/>
+              </w:rPr>
+            </w:pPr>
+            <w:r>
+              <w:rPr>
+                <w:highlight w:val="green"/>
+              </w:rPr>
               <w:t>2 0:30:05</w:t>
             </w:r>
           </w:p>
           <w:p>
+            <w:pPr>
+              <w:rPr>
+                <w:highlight w:val="green"/>
+              </w:rPr>
+            </w:pPr>
             <w:r>
               <w:rPr>
                 <w:highlight w:val="green"/>
@@ -1945,11 +2099,20 @@
                 <w:ilvl w:val="0"/>
                 <w:numId w:val="6"/>
               </w:numPr>
-            </w:pPr>
-            <w:r>
+              <w:rPr>
+                <w:highlight w:val="green"/>
+              </w:rPr>
+            </w:pPr>
+            <w:r>
+              <w:rPr>
+                <w:highlight w:val="green"/>
+              </w:rPr>
               <w:t>1 0:20:46</w:t>
             </w:r>
             <w:r>
+              <w:rPr>
+                <w:highlight w:val="green"/>
+              </w:rPr>
               <w:t xml:space="preserve"> S</w:t>
             </w:r>
           </w:p>
@@ -1960,11 +2123,20 @@
                 <w:ilvl w:val="0"/>
                 <w:numId w:val="6"/>
               </w:numPr>
-            </w:pPr>
-            <w:r>
+              <w:rPr>
+                <w:highlight w:val="green"/>
+              </w:rPr>
+            </w:pPr>
+            <w:r>
+              <w:rPr>
+                <w:highlight w:val="green"/>
+              </w:rPr>
               <w:t>1 0:00:39 (F2)</w:t>
             </w:r>
             <w:r>
+              <w:rPr>
+                <w:highlight w:val="green"/>
+              </w:rPr>
               <w:t xml:space="preserve"> S</w:t>
             </w:r>
           </w:p>
@@ -1975,11 +2147,20 @@
                 <w:ilvl w:val="0"/>
                 <w:numId w:val="6"/>
               </w:numPr>
-            </w:pPr>
-            <w:r>
+              <w:rPr>
+                <w:highlight w:val="green"/>
+              </w:rPr>
+            </w:pPr>
+            <w:r>
+              <w:rPr>
+                <w:highlight w:val="green"/>
+              </w:rPr>
               <w:t>1 0:15:58 (F2)</w:t>
             </w:r>
             <w:r>
+              <w:rPr>
+                <w:highlight w:val="green"/>
+              </w:rPr>
               <w:t xml:space="preserve"> S</w:t>
             </w:r>
           </w:p>
@@ -1990,11 +2171,20 @@
                 <w:ilvl w:val="0"/>
                 <w:numId w:val="6"/>
               </w:numPr>
-            </w:pPr>
-            <w:r>
+              <w:rPr>
+                <w:highlight w:val="green"/>
+              </w:rPr>
+            </w:pPr>
+            <w:r>
+              <w:rPr>
+                <w:highlight w:val="green"/>
+              </w:rPr>
               <w:t>1 0:17:54 (F2)</w:t>
             </w:r>
             <w:r>
+              <w:rPr>
+                <w:highlight w:val="green"/>
+              </w:rPr>
               <w:t xml:space="preserve"> S</w:t>
             </w:r>
           </w:p>
@@ -2005,11 +2195,20 @@
                 <w:ilvl w:val="0"/>
                 <w:numId w:val="6"/>
               </w:numPr>
-            </w:pPr>
-            <w:r>
+              <w:rPr>
+                <w:highlight w:val="green"/>
+              </w:rPr>
+            </w:pPr>
+            <w:r>
+              <w:rPr>
+                <w:highlight w:val="green"/>
+              </w:rPr>
               <w:t>1 0:25:51 (F2)</w:t>
             </w:r>
             <w:r>
+              <w:rPr>
+                <w:highlight w:val="green"/>
+              </w:rPr>
               <w:t xml:space="preserve"> M</w:t>
             </w:r>
           </w:p>
@@ -2020,11 +2219,20 @@
                 <w:ilvl w:val="0"/>
                 <w:numId w:val="6"/>
               </w:numPr>
-            </w:pPr>
-            <w:r>
+              <w:rPr>
+                <w:highlight w:val="green"/>
+              </w:rPr>
+            </w:pPr>
+            <w:r>
+              <w:rPr>
+                <w:highlight w:val="green"/>
+              </w:rPr>
               <w:t>1 0:28:56 (F2)</w:t>
             </w:r>
             <w:r>
+              <w:rPr>
+                <w:highlight w:val="green"/>
+              </w:rPr>
               <w:t xml:space="preserve"> S</w:t>
             </w:r>
           </w:p>
@@ -2035,18 +2243,32 @@
                 <w:ilvl w:val="0"/>
                 <w:numId w:val="6"/>
               </w:numPr>
-            </w:pPr>
-            <w:r>
+              <w:rPr>
+                <w:highlight w:val="green"/>
+              </w:rPr>
+            </w:pPr>
+            <w:r>
+              <w:rPr>
+                <w:highlight w:val="green"/>
+              </w:rPr>
               <w:t>1 0:05:43 (F3)</w:t>
             </w:r>
             <w:r>
+              <w:rPr>
+                <w:highlight w:val="green"/>
+              </w:rPr>
               <w:t xml:space="preserve"> S</w:t>
             </w:r>
           </w:p>
           <w:p>
-            <w:r>
-              <w:rPr>
-                <w:highlight w:val="yellow"/>
+            <w:pPr>
+              <w:rPr>
+                <w:highlight w:val="green"/>
+              </w:rPr>
+            </w:pPr>
+            <w:r>
+              <w:rPr>
+                <w:highlight w:val="green"/>
               </w:rPr>
               <w:t>BLOWFISH</w:t>
             </w:r>
@@ -2058,15 +2280,26 @@
                 <w:ilvl w:val="0"/>
                 <w:numId w:val="7"/>
               </w:numPr>
-            </w:pPr>
-            <w:r>
+              <w:rPr>
+                <w:highlight w:val="green"/>
+              </w:rPr>
+            </w:pPr>
+            <w:r>
+              <w:rPr>
+                <w:highlight w:val="green"/>
+              </w:rPr>
               <w:t>1 0:07:40 (F2)</w:t>
             </w:r>
           </w:p>
           <w:p>
-            <w:r>
-              <w:rPr>
-                <w:highlight w:val="yellow"/>
+            <w:pPr>
+              <w:rPr>
+                <w:highlight w:val="green"/>
+              </w:rPr>
+            </w:pPr>
+            <w:r>
+              <w:rPr>
+                <w:highlight w:val="green"/>
               </w:rPr>
               <w:t>MYSTERYFISH D</w:t>
             </w:r>
@@ -2078,8 +2311,14 @@
                 <w:ilvl w:val="0"/>
                 <w:numId w:val="7"/>
               </w:numPr>
-            </w:pPr>
-            <w:r>
+              <w:rPr>
+                <w:highlight w:val="green"/>
+              </w:rPr>
+            </w:pPr>
+            <w:r>
+              <w:rPr>
+                <w:highlight w:val="green"/>
+              </w:rPr>
               <w:t>1 0:13:28 (F2)</w:t>
             </w:r>
           </w:p>
@@ -2091,24 +2330,32 @@
                 <w:numId w:val="7"/>
               </w:numPr>
               <w:rPr>
-                <w:highlight w:val="yellow"/>
-              </w:rPr>
-            </w:pPr>
-            <w:r>
-              <w:rPr>
-                <w:highlight w:val="yellow"/>
+                <w:highlight w:val="green"/>
+              </w:rPr>
+            </w:pPr>
+            <w:r>
+              <w:rPr>
+                <w:highlight w:val="green"/>
               </w:rPr>
               <w:t>SAME FISH? 0:01:58 (F3)</w:t>
             </w:r>
           </w:p>
           <w:p>
-            <w:r>
-              <w:rPr>
-                <w:highlight w:val="yellow"/>
+            <w:pPr>
+              <w:rPr>
+                <w:highlight w:val="green"/>
+              </w:rPr>
+            </w:pPr>
+            <w:r>
+              <w:rPr>
+                <w:highlight w:val="green"/>
               </w:rPr>
               <w:t>MYSTERYFISH E</w:t>
             </w:r>
             <w:r>
+              <w:rPr>
+                <w:highlight w:val="green"/>
+              </w:rPr>
               <w:t xml:space="preserve"> – CHANGED TO UNID</w:t>
             </w:r>
           </w:p>
@@ -2119,8 +2366,14 @@
                 <w:ilvl w:val="0"/>
                 <w:numId w:val="8"/>
               </w:numPr>
-            </w:pPr>
-            <w:r>
+              <w:rPr>
+                <w:highlight w:val="green"/>
+              </w:rPr>
+            </w:pPr>
+            <w:r>
+              <w:rPr>
+                <w:highlight w:val="green"/>
+              </w:rPr>
               <w:t>1 0:35:00 (F2)</w:t>
             </w:r>
           </w:p>
@@ -2438,9 +2691,14 @@
             </w:r>
           </w:p>
           <w:p>
-            <w:r>
-              <w:rPr>
-                <w:highlight w:val="yellow"/>
+            <w:pPr>
+              <w:rPr>
+                <w:highlight w:val="green"/>
+              </w:rPr>
+            </w:pPr>
+            <w:r>
+              <w:rPr>
+                <w:highlight w:val="green"/>
               </w:rPr>
               <w:t>PIPEFISH</w:t>
             </w:r>
@@ -2452,12 +2710,23 @@
                 <w:ilvl w:val="0"/>
                 <w:numId w:val="8"/>
               </w:numPr>
-            </w:pPr>
-            <w:r>
+              <w:rPr>
+                <w:highlight w:val="green"/>
+              </w:rPr>
+            </w:pPr>
+            <w:r>
+              <w:rPr>
+                <w:highlight w:val="green"/>
+              </w:rPr>
               <w:t>1 0:16:48</w:t>
             </w:r>
           </w:p>
           <w:p>
+            <w:pPr>
+              <w:rPr>
+                <w:highlight w:val="green"/>
+              </w:rPr>
+            </w:pPr>
             <w:r>
               <w:rPr>
                 <w:highlight w:val="green"/>
@@ -2475,12 +2744,19 @@
               <w:rPr>
                 <w:b/>
                 <w:bCs/>
-              </w:rPr>
-            </w:pPr>
-            <w:r>
+                <w:highlight w:val="green"/>
+              </w:rPr>
+            </w:pPr>
+            <w:r>
+              <w:rPr>
+                <w:highlight w:val="green"/>
+              </w:rPr>
               <w:t>0:19:12</w:t>
             </w:r>
             <w:r>
+              <w:rPr>
+                <w:highlight w:val="green"/>
+              </w:rPr>
               <w:t xml:space="preserve"> M</w:t>
             </w:r>
           </w:p>
@@ -2871,6 +3147,11 @@
             </w:r>
           </w:p>
           <w:p>
+            <w:pPr>
+              <w:rPr>
+                <w:highlight w:val="green"/>
+              </w:rPr>
+            </w:pPr>
             <w:r>
               <w:rPr>
                 <w:highlight w:val="green"/>
@@ -2885,11 +3166,20 @@
                 <w:ilvl w:val="0"/>
                 <w:numId w:val="8"/>
               </w:numPr>
-            </w:pPr>
-            <w:r>
+              <w:rPr>
+                <w:highlight w:val="green"/>
+              </w:rPr>
+            </w:pPr>
+            <w:r>
+              <w:rPr>
+                <w:highlight w:val="green"/>
+              </w:rPr>
               <w:t>0:07:13</w:t>
             </w:r>
             <w:r>
+              <w:rPr>
+                <w:highlight w:val="green"/>
+              </w:rPr>
               <w:t xml:space="preserve"> M</w:t>
             </w:r>
           </w:p>
@@ -2900,11 +3190,20 @@
                 <w:ilvl w:val="0"/>
                 <w:numId w:val="8"/>
               </w:numPr>
-            </w:pPr>
-            <w:r>
+              <w:rPr>
+                <w:highlight w:val="green"/>
+              </w:rPr>
+            </w:pPr>
+            <w:r>
+              <w:rPr>
+                <w:highlight w:val="green"/>
+              </w:rPr>
               <w:t xml:space="preserve">0:10:59 </w:t>
             </w:r>
             <w:r>
+              <w:rPr>
+                <w:highlight w:val="green"/>
+              </w:rPr>
               <w:t>S</w:t>
             </w:r>
           </w:p>
@@ -2915,11 +3214,20 @@
                 <w:ilvl w:val="0"/>
                 <w:numId w:val="8"/>
               </w:numPr>
-            </w:pPr>
-            <w:r>
+              <w:rPr>
+                <w:highlight w:val="green"/>
+              </w:rPr>
+            </w:pPr>
+            <w:r>
+              <w:rPr>
+                <w:highlight w:val="green"/>
+              </w:rPr>
               <w:t>0:12:09</w:t>
             </w:r>
             <w:r>
+              <w:rPr>
+                <w:highlight w:val="green"/>
+              </w:rPr>
               <w:t xml:space="preserve"> UNID</w:t>
             </w:r>
           </w:p>
@@ -2930,18 +3238,32 @@
                 <w:ilvl w:val="0"/>
                 <w:numId w:val="8"/>
               </w:numPr>
-            </w:pPr>
-            <w:r>
+              <w:rPr>
+                <w:highlight w:val="green"/>
+              </w:rPr>
+            </w:pPr>
+            <w:r>
+              <w:rPr>
+                <w:highlight w:val="green"/>
+              </w:rPr>
               <w:t>0:14:54</w:t>
             </w:r>
             <w:r>
+              <w:rPr>
+                <w:highlight w:val="green"/>
+              </w:rPr>
               <w:t xml:space="preserve"> IDK</w:t>
             </w:r>
           </w:p>
           <w:p>
-            <w:r>
-              <w:rPr>
-                <w:highlight w:val="yellow"/>
+            <w:pPr>
+              <w:rPr>
+                <w:highlight w:val="green"/>
+              </w:rPr>
+            </w:pPr>
+            <w:r>
+              <w:rPr>
+                <w:highlight w:val="green"/>
               </w:rPr>
               <w:t>PIPEFISH</w:t>
             </w:r>
@@ -2953,15 +3275,26 @@
                 <w:ilvl w:val="0"/>
                 <w:numId w:val="9"/>
               </w:numPr>
-            </w:pPr>
-            <w:r>
+              <w:rPr>
+                <w:highlight w:val="green"/>
+              </w:rPr>
+            </w:pPr>
+            <w:r>
+              <w:rPr>
+                <w:highlight w:val="green"/>
+              </w:rPr>
               <w:t>1 0:10:09</w:t>
             </w:r>
           </w:p>
           <w:p>
-            <w:r>
-              <w:rPr>
-                <w:highlight w:val="yellow"/>
+            <w:pPr>
+              <w:rPr>
+                <w:highlight w:val="green"/>
+              </w:rPr>
+            </w:pPr>
+            <w:r>
+              <w:rPr>
+                <w:highlight w:val="green"/>
               </w:rPr>
               <w:t>BLOWFISH</w:t>
             </w:r>
@@ -2973,8 +3306,14 @@
                 <w:ilvl w:val="0"/>
                 <w:numId w:val="9"/>
               </w:numPr>
-            </w:pPr>
-            <w:r>
+              <w:rPr>
+                <w:highlight w:val="green"/>
+              </w:rPr>
+            </w:pPr>
+            <w:r>
+              <w:rPr>
+                <w:highlight w:val="green"/>
+              </w:rPr>
               <w:t>1 0:12:17 (F2)</w:t>
             </w:r>
           </w:p>
@@ -3285,21 +3624,20 @@
             </w:r>
           </w:p>
           <w:p>
-            <w:r>
-              <w:rPr>
-                <w:highlight w:val="yellow"/>
-              </w:rPr>
-              <w:t>GUPP</w:t>
-            </w:r>
-            <w:r>
-              <w:rPr>
-                <w:highlight w:val="yellow"/>
-              </w:rPr>
-              <w:t>Y</w:t>
-            </w:r>
-            <w:r>
-              <w:rPr>
-                <w:highlight w:val="yellow"/>
+            <w:pPr>
+              <w:rPr>
+                <w:highlight w:val="green"/>
+              </w:rPr>
+            </w:pPr>
+            <w:r>
+              <w:rPr>
+                <w:highlight w:val="green"/>
+              </w:rPr>
+              <w:t>GUPPY</w:t>
+            </w:r>
+            <w:r>
+              <w:rPr>
+                <w:highlight w:val="green"/>
               </w:rPr>
               <w:t>BOTH</w:t>
             </w:r>
@@ -3311,8 +3649,14 @@
                 <w:ilvl w:val="0"/>
                 <w:numId w:val="9"/>
               </w:numPr>
-            </w:pPr>
-            <w:r>
+              <w:rPr>
+                <w:highlight w:val="green"/>
+              </w:rPr>
+            </w:pPr>
+            <w:r>
+              <w:rPr>
+                <w:highlight w:val="green"/>
+              </w:rPr>
               <w:t>0:16:14 (F2)</w:t>
             </w:r>
           </w:p>
@@ -3750,6 +4094,11 @@
             </w:r>
           </w:p>
           <w:p>
+            <w:pPr>
+              <w:rPr>
+                <w:highlight w:val="green"/>
+              </w:rPr>
+            </w:pPr>
             <w:r>
               <w:rPr>
                 <w:highlight w:val="green"/>
@@ -3764,8 +4113,14 @@
                 <w:ilvl w:val="0"/>
                 <w:numId w:val="9"/>
               </w:numPr>
-            </w:pPr>
-            <w:r>
+              <w:rPr>
+                <w:highlight w:val="green"/>
+              </w:rPr>
+            </w:pPr>
+            <w:r>
+              <w:rPr>
+                <w:highlight w:val="green"/>
+              </w:rPr>
               <w:t>1 0:35:53</w:t>
             </w:r>
           </w:p>
@@ -3776,15 +4131,26 @@
                 <w:ilvl w:val="0"/>
                 <w:numId w:val="9"/>
               </w:numPr>
-            </w:pPr>
-            <w:r>
+              <w:rPr>
+                <w:highlight w:val="green"/>
+              </w:rPr>
+            </w:pPr>
+            <w:r>
+              <w:rPr>
+                <w:highlight w:val="green"/>
+              </w:rPr>
               <w:t>1 0:53:50</w:t>
             </w:r>
           </w:p>
           <w:p>
-            <w:r>
-              <w:rPr>
-                <w:highlight w:val="yellow"/>
+            <w:pPr>
+              <w:rPr>
+                <w:highlight w:val="green"/>
+              </w:rPr>
+            </w:pPr>
+            <w:r>
+              <w:rPr>
+                <w:highlight w:val="green"/>
               </w:rPr>
               <w:t>PIPEFISH</w:t>
             </w:r>
@@ -3796,8 +4162,14 @@
                 <w:ilvl w:val="0"/>
                 <w:numId w:val="10"/>
               </w:numPr>
-            </w:pPr>
-            <w:r>
+              <w:rPr>
+                <w:highlight w:val="green"/>
+              </w:rPr>
+            </w:pPr>
+            <w:r>
+              <w:rPr>
+                <w:highlight w:val="green"/>
+              </w:rPr>
               <w:t>1 0:40:36</w:t>
             </w:r>
           </w:p>
@@ -4102,6 +4474,11 @@
             </w:r>
           </w:p>
           <w:p>
+            <w:pPr>
+              <w:rPr>
+                <w:highlight w:val="green"/>
+              </w:rPr>
+            </w:pPr>
             <w:r>
               <w:rPr>
                 <w:highlight w:val="green"/>
@@ -4116,15 +4493,26 @@
                 <w:ilvl w:val="0"/>
                 <w:numId w:val="10"/>
               </w:numPr>
-            </w:pPr>
-            <w:r>
+              <w:rPr>
+                <w:highlight w:val="green"/>
+              </w:rPr>
+            </w:pPr>
+            <w:r>
+              <w:rPr>
+                <w:highlight w:val="green"/>
+              </w:rPr>
               <w:t>1 0:12:54</w:t>
             </w:r>
           </w:p>
           <w:p>
-            <w:r>
-              <w:rPr>
-                <w:highlight w:val="yellow"/>
+            <w:pPr>
+              <w:rPr>
+                <w:highlight w:val="green"/>
+              </w:rPr>
+            </w:pPr>
+            <w:r>
+              <w:rPr>
+                <w:highlight w:val="green"/>
               </w:rPr>
               <w:t>PIPEFISH</w:t>
             </w:r>
@@ -4136,15 +4524,26 @@
                 <w:ilvl w:val="0"/>
                 <w:numId w:val="10"/>
               </w:numPr>
-            </w:pPr>
-            <w:r>
+              <w:rPr>
+                <w:highlight w:val="green"/>
+              </w:rPr>
+            </w:pPr>
+            <w:r>
+              <w:rPr>
+                <w:highlight w:val="green"/>
+              </w:rPr>
               <w:t>1 0:37:36</w:t>
             </w:r>
           </w:p>
           <w:p>
-            <w:r>
-              <w:rPr>
-                <w:highlight w:val="yellow"/>
+            <w:pPr>
+              <w:rPr>
+                <w:highlight w:val="green"/>
+              </w:rPr>
+            </w:pPr>
+            <w:r>
+              <w:rPr>
+                <w:highlight w:val="green"/>
               </w:rPr>
               <w:t>FISHF</w:t>
             </w:r>
@@ -4156,15 +4555,26 @@
                 <w:ilvl w:val="0"/>
                 <w:numId w:val="10"/>
               </w:numPr>
-            </w:pPr>
-            <w:r>
+              <w:rPr>
+                <w:highlight w:val="green"/>
+              </w:rPr>
+            </w:pPr>
+            <w:r>
+              <w:rPr>
+                <w:highlight w:val="green"/>
+              </w:rPr>
               <w:t>1 0:43:54</w:t>
             </w:r>
           </w:p>
           <w:p>
-            <w:r>
-              <w:rPr>
-                <w:highlight w:val="yellow"/>
+            <w:pPr>
+              <w:rPr>
+                <w:highlight w:val="green"/>
+              </w:rPr>
+            </w:pPr>
+            <w:r>
+              <w:rPr>
+                <w:highlight w:val="green"/>
               </w:rPr>
               <w:t>SNAKE</w:t>
             </w:r>
@@ -4176,8 +4586,14 @@
                 <w:ilvl w:val="0"/>
                 <w:numId w:val="10"/>
               </w:numPr>
-            </w:pPr>
-            <w:r>
+              <w:rPr>
+                <w:highlight w:val="green"/>
+              </w:rPr>
+            </w:pPr>
+            <w:r>
+              <w:rPr>
+                <w:highlight w:val="green"/>
+              </w:rPr>
               <w:t>1 0:44:18</w:t>
             </w:r>
           </w:p>
@@ -4475,6 +4891,7 @@
             <w:pPr>
               <w:rPr>
                 <w:bCs/>
+                <w:highlight w:val="green"/>
               </w:rPr>
             </w:pPr>
             <w:r>
@@ -4494,11 +4911,13 @@
               </w:numPr>
               <w:rPr>
                 <w:bCs/>
-              </w:rPr>
-            </w:pPr>
-            <w:r>
-              <w:rPr>
-                <w:bCs/>
+                <w:highlight w:val="green"/>
+              </w:rPr>
+            </w:pPr>
+            <w:r>
+              <w:rPr>
+                <w:bCs/>
+                <w:highlight w:val="green"/>
               </w:rPr>
               <w:t>1 0:12:56</w:t>
             </w:r>
@@ -4507,12 +4926,13 @@
             <w:pPr>
               <w:rPr>
                 <w:bCs/>
-              </w:rPr>
-            </w:pPr>
-            <w:r>
-              <w:rPr>
-                <w:bCs/>
-                <w:highlight w:val="yellow"/>
+                <w:highlight w:val="green"/>
+              </w:rPr>
+            </w:pPr>
+            <w:r>
+              <w:rPr>
+                <w:bCs/>
+                <w:highlight w:val="green"/>
               </w:rPr>
               <w:t>FISHF</w:t>
             </w:r>
@@ -4526,11 +4946,13 @@
               </w:numPr>
               <w:rPr>
                 <w:bCs/>
-              </w:rPr>
-            </w:pPr>
-            <w:r>
-              <w:rPr>
-                <w:bCs/>
+                <w:highlight w:val="green"/>
+              </w:rPr>
+            </w:pPr>
+            <w:r>
+              <w:rPr>
+                <w:bCs/>
+                <w:highlight w:val="green"/>
               </w:rPr>
               <w:t xml:space="preserve">1 0:20:11 </w:t>
             </w:r>
@@ -4539,12 +4961,13 @@
             <w:pPr>
               <w:rPr>
                 <w:bCs/>
-              </w:rPr>
-            </w:pPr>
-            <w:r>
-              <w:rPr>
-                <w:bCs/>
-                <w:highlight w:val="yellow"/>
+                <w:highlight w:val="green"/>
+              </w:rPr>
+            </w:pPr>
+            <w:r>
+              <w:rPr>
+                <w:bCs/>
+                <w:highlight w:val="green"/>
               </w:rPr>
               <w:t>PIPEFISH</w:t>
             </w:r>
@@ -4558,11 +4981,13 @@
               </w:numPr>
               <w:rPr>
                 <w:bCs/>
-              </w:rPr>
-            </w:pPr>
-            <w:r>
-              <w:rPr>
-                <w:bCs/>
+                <w:highlight w:val="green"/>
+              </w:rPr>
+            </w:pPr>
+            <w:r>
+              <w:rPr>
+                <w:bCs/>
+                <w:highlight w:val="green"/>
               </w:rPr>
               <w:t>2 0:20:03</w:t>
             </w:r>
@@ -4576,11 +5001,13 @@
               </w:numPr>
               <w:rPr>
                 <w:bCs/>
-              </w:rPr>
-            </w:pPr>
-            <w:r>
-              <w:rPr>
-                <w:bCs/>
+                <w:highlight w:val="green"/>
+              </w:rPr>
+            </w:pPr>
+            <w:r>
+              <w:rPr>
+                <w:bCs/>
+                <w:highlight w:val="green"/>
               </w:rPr>
               <w:t>3 0:07:02 (F2)</w:t>
             </w:r>
@@ -4589,12 +5016,13 @@
             <w:pPr>
               <w:rPr>
                 <w:bCs/>
-              </w:rPr>
-            </w:pPr>
-            <w:r>
-              <w:rPr>
-                <w:bCs/>
-                <w:highlight w:val="yellow"/>
+                <w:highlight w:val="green"/>
+              </w:rPr>
+            </w:pPr>
+            <w:r>
+              <w:rPr>
+                <w:bCs/>
+                <w:highlight w:val="green"/>
               </w:rPr>
               <w:t>GUPPYB</w:t>
             </w:r>
@@ -4608,11 +5036,13 @@
               </w:numPr>
               <w:rPr>
                 <w:bCs/>
-              </w:rPr>
-            </w:pPr>
-            <w:r>
-              <w:rPr>
-                <w:bCs/>
+                <w:highlight w:val="green"/>
+              </w:rPr>
+            </w:pPr>
+            <w:r>
+              <w:rPr>
+                <w:bCs/>
+                <w:highlight w:val="green"/>
               </w:rPr>
               <w:t>1 0:23:11</w:t>
             </w:r>
@@ -4621,13 +5051,14 @@
             <w:pPr>
               <w:rPr>
                 <w:bCs/>
+                <w:highlight w:val="green"/>
               </w:rPr>
             </w:pPr>
             <w:proofErr w:type="spellStart"/>
             <w:r>
               <w:rPr>
                 <w:bCs/>
-                <w:highlight w:val="yellow"/>
+                <w:highlight w:val="green"/>
               </w:rPr>
               <w:t>GuppyBOTH</w:t>
             </w:r>
@@ -4635,6 +5066,7 @@
             <w:r>
               <w:rPr>
                 <w:bCs/>
+                <w:highlight w:val="green"/>
               </w:rPr>
               <w:t xml:space="preserve"> </w:t>
             </w:r>
@@ -4648,11 +5080,13 @@
               </w:numPr>
               <w:rPr>
                 <w:bCs/>
-              </w:rPr>
-            </w:pPr>
-            <w:r>
-              <w:rPr>
-                <w:bCs/>
+                <w:highlight w:val="green"/>
+              </w:rPr>
+            </w:pPr>
+            <w:r>
+              <w:rPr>
+                <w:bCs/>
+                <w:highlight w:val="green"/>
               </w:rPr>
               <w:t>1 0:09:20 (F2)</w:t>
             </w:r>
@@ -5491,11 +5925,13 @@
               </w:numPr>
               <w:rPr>
                 <w:bCs/>
-              </w:rPr>
-            </w:pPr>
-            <w:r>
-              <w:rPr>
-                <w:bCs/>
+                <w:highlight w:val="green"/>
+              </w:rPr>
+            </w:pPr>
+            <w:r>
+              <w:rPr>
+                <w:bCs/>
+                <w:highlight w:val="green"/>
               </w:rPr>
               <w:t>2 0:13:45</w:t>
             </w:r>
@@ -5509,11 +5945,13 @@
               </w:numPr>
               <w:rPr>
                 <w:bCs/>
-              </w:rPr>
-            </w:pPr>
-            <w:r>
-              <w:rPr>
-                <w:bCs/>
+                <w:highlight w:val="green"/>
+              </w:rPr>
+            </w:pPr>
+            <w:r>
+              <w:rPr>
+                <w:bCs/>
+                <w:highlight w:val="green"/>
               </w:rPr>
               <w:t>1 0:25:10</w:t>
             </w:r>
@@ -5527,11 +5965,13 @@
               </w:numPr>
               <w:rPr>
                 <w:bCs/>
-              </w:rPr>
-            </w:pPr>
-            <w:r>
-              <w:rPr>
-                <w:bCs/>
+                <w:highlight w:val="green"/>
+              </w:rPr>
+            </w:pPr>
+            <w:r>
+              <w:rPr>
+                <w:bCs/>
+                <w:highlight w:val="green"/>
               </w:rPr>
               <w:t>1 0:14:43 (F2)</w:t>
             </w:r>
@@ -5545,11 +5985,13 @@
               </w:numPr>
               <w:rPr>
                 <w:bCs/>
-              </w:rPr>
-            </w:pPr>
-            <w:r>
-              <w:rPr>
-                <w:bCs/>
+                <w:highlight w:val="green"/>
+              </w:rPr>
+            </w:pPr>
+            <w:r>
+              <w:rPr>
+                <w:bCs/>
+                <w:highlight w:val="green"/>
               </w:rPr>
               <w:t>1 0:02:17 (F3)</w:t>
             </w:r>
@@ -5558,12 +6000,13 @@
             <w:pPr>
               <w:rPr>
                 <w:bCs/>
-              </w:rPr>
-            </w:pPr>
-            <w:r>
-              <w:rPr>
-                <w:bCs/>
-                <w:highlight w:val="yellow"/>
+                <w:highlight w:val="green"/>
+              </w:rPr>
+            </w:pPr>
+            <w:r>
+              <w:rPr>
+                <w:bCs/>
+                <w:highlight w:val="green"/>
               </w:rPr>
               <w:t>BLOWFISH</w:t>
             </w:r>
@@ -5577,11 +6020,13 @@
               </w:numPr>
               <w:rPr>
                 <w:bCs/>
-              </w:rPr>
-            </w:pPr>
-            <w:r>
-              <w:rPr>
-                <w:bCs/>
+                <w:highlight w:val="green"/>
+              </w:rPr>
+            </w:pPr>
+            <w:r>
+              <w:rPr>
+                <w:bCs/>
+                <w:highlight w:val="green"/>
               </w:rPr>
               <w:t>0:18:10</w:t>
             </w:r>
@@ -5595,11 +6040,13 @@
               </w:numPr>
               <w:rPr>
                 <w:bCs/>
-              </w:rPr>
-            </w:pPr>
-            <w:r>
-              <w:rPr>
-                <w:bCs/>
+                <w:highlight w:val="green"/>
+              </w:rPr>
+            </w:pPr>
+            <w:r>
+              <w:rPr>
+                <w:bCs/>
+                <w:highlight w:val="green"/>
               </w:rPr>
               <w:t>AGAIN 0:18:37 AND 0:20:17</w:t>
             </w:r>
@@ -6455,9 +6902,14 @@
             </w:r>
           </w:p>
           <w:p>
-            <w:r>
-              <w:rPr>
-                <w:highlight w:val="yellow"/>
+            <w:pPr>
+              <w:rPr>
+                <w:highlight w:val="green"/>
+              </w:rPr>
+            </w:pPr>
+            <w:r>
+              <w:rPr>
+                <w:highlight w:val="green"/>
               </w:rPr>
               <w:t>PIPEFISH</w:t>
             </w:r>
@@ -6469,8 +6921,14 @@
                 <w:ilvl w:val="0"/>
                 <w:numId w:val="16"/>
               </w:numPr>
-            </w:pPr>
-            <w:r>
+              <w:rPr>
+                <w:highlight w:val="green"/>
+              </w:rPr>
+            </w:pPr>
+            <w:r>
+              <w:rPr>
+                <w:highlight w:val="green"/>
+              </w:rPr>
               <w:t>1 0:05:24</w:t>
             </w:r>
           </w:p>
@@ -6481,8 +6939,14 @@
                 <w:ilvl w:val="0"/>
                 <w:numId w:val="16"/>
               </w:numPr>
-            </w:pPr>
-            <w:r>
+              <w:rPr>
+                <w:highlight w:val="green"/>
+              </w:rPr>
+            </w:pPr>
+            <w:r>
+              <w:rPr>
+                <w:highlight w:val="green"/>
+              </w:rPr>
               <w:t>2 0:15:10</w:t>
             </w:r>
           </w:p>
@@ -6493,23 +6957,35 @@
                 <w:ilvl w:val="0"/>
                 <w:numId w:val="16"/>
               </w:numPr>
-            </w:pPr>
-            <w:r>
+              <w:rPr>
+                <w:highlight w:val="green"/>
+              </w:rPr>
+            </w:pPr>
+            <w:r>
+              <w:rPr>
+                <w:highlight w:val="green"/>
+              </w:rPr>
               <w:t>4 0:19:24</w:t>
             </w:r>
           </w:p>
           <w:p>
-            <w:r>
-              <w:rPr>
-                <w:highlight w:val="yellow"/>
+            <w:pPr>
+              <w:rPr>
+                <w:highlight w:val="green"/>
+              </w:rPr>
+            </w:pPr>
+            <w:r>
+              <w:rPr>
+                <w:highlight w:val="green"/>
               </w:rPr>
               <w:t>FISHG</w:t>
             </w:r>
             <w:r>
+              <w:rPr>
+                <w:highlight w:val="green"/>
+              </w:rPr>
               <w:t xml:space="preserve"> – CHANGED TO UNID</w:t>
             </w:r>
-            <w:bookmarkStart w:id="0" w:name="_GoBack"/>
-            <w:bookmarkEnd w:id="0"/>
           </w:p>
           <w:p>
             <w:pPr>
@@ -6518,15 +6994,26 @@
                 <w:ilvl w:val="0"/>
                 <w:numId w:val="17"/>
               </w:numPr>
-            </w:pPr>
-            <w:r>
+              <w:rPr>
+                <w:highlight w:val="green"/>
+              </w:rPr>
+            </w:pPr>
+            <w:r>
+              <w:rPr>
+                <w:highlight w:val="green"/>
+              </w:rPr>
               <w:t>1 0:11:42</w:t>
             </w:r>
           </w:p>
           <w:p>
-            <w:r>
-              <w:rPr>
-                <w:highlight w:val="yellow"/>
+            <w:pPr>
+              <w:rPr>
+                <w:highlight w:val="green"/>
+              </w:rPr>
+            </w:pPr>
+            <w:r>
+              <w:rPr>
+                <w:highlight w:val="green"/>
               </w:rPr>
               <w:t>FISHH</w:t>
             </w:r>
@@ -6538,12 +7025,23 @@
                 <w:ilvl w:val="0"/>
                 <w:numId w:val="17"/>
               </w:numPr>
-            </w:pPr>
-            <w:r>
+              <w:rPr>
+                <w:highlight w:val="green"/>
+              </w:rPr>
+            </w:pPr>
+            <w:r>
+              <w:rPr>
+                <w:highlight w:val="green"/>
+              </w:rPr>
               <w:t>10 0:18:23 (F2)</w:t>
             </w:r>
           </w:p>
           <w:p>
+            <w:pPr>
+              <w:rPr>
+                <w:highlight w:val="green"/>
+              </w:rPr>
+            </w:pPr>
             <w:r>
               <w:rPr>
                 <w:highlight w:val="green"/>
@@ -6558,8 +7056,14 @@
                 <w:ilvl w:val="0"/>
                 <w:numId w:val="18"/>
               </w:numPr>
-            </w:pPr>
-            <w:r>
+              <w:rPr>
+                <w:highlight w:val="green"/>
+              </w:rPr>
+            </w:pPr>
+            <w:r>
+              <w:rPr>
+                <w:highlight w:val="green"/>
+              </w:rPr>
               <w:t>1 0:25:01</w:t>
             </w:r>
           </w:p>
@@ -6570,12 +7074,23 @@
                 <w:ilvl w:val="0"/>
                 <w:numId w:val="18"/>
               </w:numPr>
-            </w:pPr>
-            <w:r>
+              <w:rPr>
+                <w:highlight w:val="green"/>
+              </w:rPr>
+            </w:pPr>
+            <w:r>
+              <w:rPr>
+                <w:highlight w:val="green"/>
+              </w:rPr>
               <w:t>2 0:06:09 (F2)</w:t>
             </w:r>
           </w:p>
           <w:p>
+            <w:pPr>
+              <w:rPr>
+                <w:highlight w:val="green"/>
+              </w:rPr>
+            </w:pPr>
             <w:r>
               <w:rPr>
                 <w:highlight w:val="green"/>
@@ -6590,15 +7105,26 @@
                 <w:ilvl w:val="0"/>
                 <w:numId w:val="19"/>
               </w:numPr>
-            </w:pPr>
-            <w:r>
+              <w:rPr>
+                <w:highlight w:val="green"/>
+              </w:rPr>
+            </w:pPr>
+            <w:r>
+              <w:rPr>
+                <w:highlight w:val="green"/>
+              </w:rPr>
               <w:t>1 0:16:31 (F2)</w:t>
             </w:r>
           </w:p>
           <w:p>
-            <w:r>
-              <w:rPr>
-                <w:highlight w:val="yellow"/>
+            <w:pPr>
+              <w:rPr>
+                <w:highlight w:val="green"/>
+              </w:rPr>
+            </w:pPr>
+            <w:r>
+              <w:rPr>
+                <w:highlight w:val="green"/>
               </w:rPr>
               <w:t>FISHI</w:t>
             </w:r>
@@ -6610,15 +7136,26 @@
                 <w:ilvl w:val="0"/>
                 <w:numId w:val="19"/>
               </w:numPr>
-            </w:pPr>
-            <w:r>
+              <w:rPr>
+                <w:highlight w:val="green"/>
+              </w:rPr>
+            </w:pPr>
+            <w:r>
+              <w:rPr>
+                <w:highlight w:val="green"/>
+              </w:rPr>
               <w:t>1 0:02:36 (F3)</w:t>
             </w:r>
           </w:p>
           <w:p>
-            <w:r>
-              <w:rPr>
-                <w:highlight w:val="yellow"/>
+            <w:pPr>
+              <w:rPr>
+                <w:highlight w:val="green"/>
+              </w:rPr>
+            </w:pPr>
+            <w:r>
+              <w:rPr>
+                <w:highlight w:val="green"/>
               </w:rPr>
               <w:t>FISHF</w:t>
             </w:r>
@@ -6630,8 +7167,14 @@
                 <w:ilvl w:val="0"/>
                 <w:numId w:val="19"/>
               </w:numPr>
-            </w:pPr>
-            <w:r>
+              <w:rPr>
+                <w:highlight w:val="green"/>
+              </w:rPr>
+            </w:pPr>
+            <w:r>
+              <w:rPr>
+                <w:highlight w:val="green"/>
+              </w:rPr>
               <w:t>0:07:39 (F3)</w:t>
             </w:r>
           </w:p>
@@ -6939,9 +7482,14 @@
             </w:r>
           </w:p>
           <w:p>
-            <w:r>
-              <w:rPr>
-                <w:highlight w:val="yellow"/>
+            <w:pPr>
+              <w:rPr>
+                <w:highlight w:val="green"/>
+              </w:rPr>
+            </w:pPr>
+            <w:r>
+              <w:rPr>
+                <w:highlight w:val="green"/>
               </w:rPr>
               <w:t>PIPEFISH</w:t>
             </w:r>
@@ -6953,8 +7501,14 @@
                 <w:ilvl w:val="0"/>
                 <w:numId w:val="20"/>
               </w:numPr>
-            </w:pPr>
-            <w:r>
+              <w:rPr>
+                <w:highlight w:val="green"/>
+              </w:rPr>
+            </w:pPr>
+            <w:r>
+              <w:rPr>
+                <w:highlight w:val="green"/>
+              </w:rPr>
               <w:t>2 0:05:08</w:t>
             </w:r>
           </w:p>
@@ -6965,15 +7519,26 @@
                 <w:ilvl w:val="0"/>
                 <w:numId w:val="20"/>
               </w:numPr>
-            </w:pPr>
-            <w:r>
+              <w:rPr>
+                <w:highlight w:val="green"/>
+              </w:rPr>
+            </w:pPr>
+            <w:r>
+              <w:rPr>
+                <w:highlight w:val="green"/>
+              </w:rPr>
               <w:t>3 0:21:26</w:t>
             </w:r>
           </w:p>
           <w:p>
-            <w:r>
-              <w:rPr>
-                <w:highlight w:val="yellow"/>
+            <w:pPr>
+              <w:rPr>
+                <w:highlight w:val="green"/>
+              </w:rPr>
+            </w:pPr>
+            <w:r>
+              <w:rPr>
+                <w:highlight w:val="green"/>
               </w:rPr>
               <w:t>FISHF</w:t>
             </w:r>
@@ -6985,8 +7550,14 @@
                 <w:ilvl w:val="0"/>
                 <w:numId w:val="21"/>
               </w:numPr>
-            </w:pPr>
-            <w:r>
+              <w:rPr>
+                <w:highlight w:val="green"/>
+              </w:rPr>
+            </w:pPr>
+            <w:r>
+              <w:rPr>
+                <w:highlight w:val="green"/>
+              </w:rPr>
               <w:t>1 0:05:20</w:t>
             </w:r>
           </w:p>
@@ -6997,20 +7568,28 @@
                 <w:ilvl w:val="0"/>
                 <w:numId w:val="21"/>
               </w:numPr>
-            </w:pPr>
-            <w:r>
+              <w:rPr>
+                <w:highlight w:val="green"/>
+              </w:rPr>
+            </w:pPr>
+            <w:r>
+              <w:rPr>
+                <w:highlight w:val="green"/>
+              </w:rPr>
               <w:t>ANOTHER 14:29 AND 17:36</w:t>
             </w:r>
           </w:p>
           <w:p>
-            <w:r>
-              <w:rPr>
-                <w:highlight w:val="yellow"/>
-              </w:rPr>
-              <w:t>GUPPIES – SPOTS OR STRIPES??</w:t>
-            </w:r>
-            <w:r>
-              <w:t xml:space="preserve"> SEE 0:35:42 FOR GOOD EX</w:t>
+            <w:pPr>
+              <w:rPr>
+                <w:highlight w:val="green"/>
+              </w:rPr>
+            </w:pPr>
+            <w:r>
+              <w:rPr>
+                <w:highlight w:val="green"/>
+              </w:rPr>
+              <w:t>GUPPIES – SPOTS OR STRIPES?? SEE 0:35:42 FOR GOOD EX</w:t>
             </w:r>
           </w:p>
           <w:p>
@@ -7020,8 +7599,14 @@
                 <w:ilvl w:val="0"/>
                 <w:numId w:val="22"/>
               </w:numPr>
-            </w:pPr>
-            <w:r>
+              <w:rPr>
+                <w:highlight w:val="green"/>
+              </w:rPr>
+            </w:pPr>
+            <w:r>
+              <w:rPr>
+                <w:highlight w:val="green"/>
+              </w:rPr>
               <w:t>T1: 4 0:08:05</w:t>
             </w:r>
           </w:p>
@@ -7032,12 +7617,23 @@
                 <w:ilvl w:val="0"/>
                 <w:numId w:val="22"/>
               </w:numPr>
-            </w:pPr>
-            <w:r>
+              <w:rPr>
+                <w:highlight w:val="green"/>
+              </w:rPr>
+            </w:pPr>
+            <w:r>
+              <w:rPr>
+                <w:highlight w:val="green"/>
+              </w:rPr>
               <w:t>MAXN: 20 0:38:29</w:t>
             </w:r>
           </w:p>
           <w:p>
+            <w:pPr>
+              <w:rPr>
+                <w:highlight w:val="green"/>
+              </w:rPr>
+            </w:pPr>
             <w:r>
               <w:rPr>
                 <w:highlight w:val="green"/>
@@ -7055,9 +7651,13 @@
               <w:rPr>
                 <w:b/>
                 <w:bCs/>
-              </w:rPr>
-            </w:pPr>
-            <w:r>
+                <w:highlight w:val="green"/>
+              </w:rPr>
+            </w:pPr>
+            <w:r>
+              <w:rPr>
+                <w:highlight w:val="green"/>
+              </w:rPr>
               <w:t>0:09:33 (F2)</w:t>
             </w:r>
           </w:p>
@@ -7425,9 +8025,14 @@
             </w:r>
           </w:p>
           <w:p>
-            <w:r>
-              <w:rPr>
-                <w:highlight w:val="yellow"/>
+            <w:pPr>
+              <w:rPr>
+                <w:highlight w:val="green"/>
+              </w:rPr>
+            </w:pPr>
+            <w:r>
+              <w:rPr>
+                <w:highlight w:val="green"/>
               </w:rPr>
               <w:t>PIPEFISH</w:t>
             </w:r>
@@ -7439,8 +8044,14 @@
                 <w:ilvl w:val="0"/>
                 <w:numId w:val="23"/>
               </w:numPr>
-            </w:pPr>
-            <w:r>
+              <w:rPr>
+                <w:highlight w:val="green"/>
+              </w:rPr>
+            </w:pPr>
+            <w:r>
+              <w:rPr>
+                <w:highlight w:val="green"/>
+              </w:rPr>
               <w:t>T1 0:06:38</w:t>
             </w:r>
           </w:p>
@@ -7451,12 +8062,23 @@
                 <w:ilvl w:val="0"/>
                 <w:numId w:val="23"/>
               </w:numPr>
-            </w:pPr>
-            <w:r>
+              <w:rPr>
+                <w:highlight w:val="green"/>
+              </w:rPr>
+            </w:pPr>
+            <w:r>
+              <w:rPr>
+                <w:highlight w:val="green"/>
+              </w:rPr>
               <w:t>MAXN: 6 0:34:04</w:t>
             </w:r>
           </w:p>
           <w:p>
+            <w:pPr>
+              <w:rPr>
+                <w:highlight w:val="green"/>
+              </w:rPr>
+            </w:pPr>
             <w:r>
               <w:rPr>
                 <w:highlight w:val="green"/>
@@ -7471,8 +8093,14 @@
                 <w:ilvl w:val="0"/>
                 <w:numId w:val="24"/>
               </w:numPr>
-            </w:pPr>
-            <w:r>
+              <w:rPr>
+                <w:highlight w:val="green"/>
+              </w:rPr>
+            </w:pPr>
+            <w:r>
+              <w:rPr>
+                <w:highlight w:val="green"/>
+              </w:rPr>
               <w:t>1 0:21:18</w:t>
             </w:r>
           </w:p>
@@ -7483,15 +8111,26 @@
                 <w:ilvl w:val="0"/>
                 <w:numId w:val="24"/>
               </w:numPr>
-            </w:pPr>
-            <w:r>
+              <w:rPr>
+                <w:highlight w:val="green"/>
+              </w:rPr>
+            </w:pPr>
+            <w:r>
+              <w:rPr>
+                <w:highlight w:val="green"/>
+              </w:rPr>
               <w:t>OTHER TIMES 0:06:13 (F2) 0:10:32 (F2) 0:11:13 (F2)</w:t>
             </w:r>
           </w:p>
           <w:p>
-            <w:r>
-              <w:rPr>
-                <w:highlight w:val="yellow"/>
+            <w:pPr>
+              <w:rPr>
+                <w:highlight w:val="green"/>
+              </w:rPr>
+            </w:pPr>
+            <w:r>
+              <w:rPr>
+                <w:highlight w:val="green"/>
               </w:rPr>
               <w:t>FISHF</w:t>
             </w:r>
@@ -7503,12 +8142,23 @@
                 <w:ilvl w:val="0"/>
                 <w:numId w:val="25"/>
               </w:numPr>
-            </w:pPr>
-            <w:r>
+              <w:rPr>
+                <w:highlight w:val="green"/>
+              </w:rPr>
+            </w:pPr>
+            <w:r>
+              <w:rPr>
+                <w:highlight w:val="green"/>
+              </w:rPr>
               <w:t>1 0:30:49</w:t>
             </w:r>
           </w:p>
           <w:p>
+            <w:pPr>
+              <w:rPr>
+                <w:highlight w:val="green"/>
+              </w:rPr>
+            </w:pPr>
             <w:r>
               <w:rPr>
                 <w:highlight w:val="green"/>
@@ -7523,8 +8173,14 @@
                 <w:ilvl w:val="0"/>
                 <w:numId w:val="25"/>
               </w:numPr>
-            </w:pPr>
-            <w:r>
+              <w:rPr>
+                <w:highlight w:val="green"/>
+              </w:rPr>
+            </w:pPr>
+            <w:r>
+              <w:rPr>
+                <w:highlight w:val="green"/>
+              </w:rPr>
               <w:t>1 0:27:33 (F2)</w:t>
             </w:r>
           </w:p>
@@ -7697,6 +8353,7 @@
                 <w:b/>
                 <w:bCs/>
               </w:rPr>
+              <w:lastRenderedPageBreak/>
               <w:t>SITE:</w:t>
             </w:r>
             <w:r>
@@ -7939,9 +8596,14 @@
             </w:r>
           </w:p>
           <w:p>
-            <w:r>
-              <w:rPr>
-                <w:highlight w:val="yellow"/>
+            <w:pPr>
+              <w:rPr>
+                <w:highlight w:val="green"/>
+              </w:rPr>
+            </w:pPr>
+            <w:r>
+              <w:rPr>
+                <w:highlight w:val="green"/>
               </w:rPr>
               <w:t>FISHF</w:t>
             </w:r>
@@ -7953,15 +8615,26 @@
                 <w:ilvl w:val="0"/>
                 <w:numId w:val="25"/>
               </w:numPr>
-            </w:pPr>
-            <w:r>
+              <w:rPr>
+                <w:highlight w:val="green"/>
+              </w:rPr>
+            </w:pPr>
+            <w:r>
+              <w:rPr>
+                <w:highlight w:val="green"/>
+              </w:rPr>
               <w:t>1 0:05:47</w:t>
             </w:r>
           </w:p>
           <w:p>
-            <w:r>
-              <w:rPr>
-                <w:highlight w:val="yellow"/>
+            <w:pPr>
+              <w:rPr>
+                <w:highlight w:val="green"/>
+              </w:rPr>
+            </w:pPr>
+            <w:r>
+              <w:rPr>
+                <w:highlight w:val="green"/>
               </w:rPr>
               <w:t>FISHJ</w:t>
             </w:r>
@@ -7973,15 +8646,26 @@
                 <w:ilvl w:val="0"/>
                 <w:numId w:val="25"/>
               </w:numPr>
-            </w:pPr>
-            <w:r>
+              <w:rPr>
+                <w:highlight w:val="green"/>
+              </w:rPr>
+            </w:pPr>
+            <w:r>
+              <w:rPr>
+                <w:highlight w:val="green"/>
+              </w:rPr>
               <w:t>1 0:11:08</w:t>
             </w:r>
           </w:p>
           <w:p>
-            <w:r>
-              <w:rPr>
-                <w:highlight w:val="yellow"/>
+            <w:pPr>
+              <w:rPr>
+                <w:highlight w:val="green"/>
+              </w:rPr>
+            </w:pPr>
+            <w:r>
+              <w:rPr>
+                <w:highlight w:val="green"/>
               </w:rPr>
               <w:t>PIPEFISH</w:t>
             </w:r>
@@ -7993,8 +8677,14 @@
                 <w:ilvl w:val="0"/>
                 <w:numId w:val="25"/>
               </w:numPr>
-            </w:pPr>
-            <w:r>
+              <w:rPr>
+                <w:highlight w:val="green"/>
+              </w:rPr>
+            </w:pPr>
+            <w:r>
+              <w:rPr>
+                <w:highlight w:val="green"/>
+              </w:rPr>
               <w:t>1 0:15:09</w:t>
             </w:r>
           </w:p>
@@ -8005,12 +8695,23 @@
                 <w:ilvl w:val="0"/>
                 <w:numId w:val="25"/>
               </w:numPr>
-            </w:pPr>
-            <w:r>
+              <w:rPr>
+                <w:highlight w:val="green"/>
+              </w:rPr>
+            </w:pPr>
+            <w:r>
+              <w:rPr>
+                <w:highlight w:val="green"/>
+              </w:rPr>
               <w:t>2 0:20:03</w:t>
             </w:r>
           </w:p>
           <w:p>
+            <w:pPr>
+              <w:rPr>
+                <w:highlight w:val="green"/>
+              </w:rPr>
+            </w:pPr>
             <w:r>
               <w:rPr>
                 <w:highlight w:val="green"/>
@@ -8028,9 +8729,13 @@
               <w:rPr>
                 <w:b/>
                 <w:bCs/>
-              </w:rPr>
-            </w:pPr>
-            <w:r>
+                <w:highlight w:val="green"/>
+              </w:rPr>
+            </w:pPr>
+            <w:r>
+              <w:rPr>
+                <w:highlight w:val="green"/>
+              </w:rPr>
               <w:t>0:31:13</w:t>
             </w:r>
           </w:p>
@@ -8171,6 +8876,7 @@
                 <w:b/>
                 <w:bCs/>
               </w:rPr>
+              <w:lastRenderedPageBreak/>
               <w:t>SITE:</w:t>
             </w:r>
             <w:r>
@@ -8554,7 +9260,7 @@
 </file>
 
 <file path=word/numbering.xml><?xml version="1.0" encoding="utf-8"?>
-<w:numbering xmlns:wpc="http://schemas.microsoft.com/office/word/2010/wordprocessingCanvas" xmlns:cx="http://schemas.microsoft.com/office/drawing/2014/chartex" xmlns:cx1="http://schemas.microsoft.com/office/drawing/2015/9/8/chartex" xmlns:cx2="http://schemas.microsoft.com/office/drawing/2015/10/21/chartex" xmlns:cx3="http://schemas.microsoft.com/office/drawing/2016/5/9/chartex" xmlns:cx4="http://schemas.microsoft.com/office/drawing/2016/5/10/chartex" xmlns:cx5="http://schemas.microsoft.com/office/drawing/2016/5/11/chartex" xmlns:cx6="http://schemas.microsoft.com/office/drawing/2016/5/12/chartex" xmlns:cx7="http://schemas.microsoft.com/office/drawing/2016/5/13/chartex" xmlns:cx8="http://schemas.microsoft.com/office/drawing/2016/5/14/chartex" xmlns:mc="http://schemas.openxmlformats.org/markup-compatibility/2006" xmlns:aink="http://schemas.microsoft.com/office/drawing/2016/ink" xmlns:am3d="http://schemas.microsoft.com/office/drawing/2017/model3d" xmlns:o="urn:schemas-microsoft-com:office:office" xmlns:r="http://schemas.openxmlformats.org/officeDocument/2006/relationships" xmlns:m="http://schemas.openxmlformats.org/officeDocument/2006/math" xmlns:v="urn:schemas-microsoft-com:vml" xmlns:wp14="http://schemas.microsoft.com/office/word/2010/wordprocessingDrawing" xmlns:wp="http://schemas.openxmlformats.org/drawingml/2006/wordprocessingDrawing" xmlns:w10="urn:schemas-microsoft-com:office:word" xmlns:w="http://schemas.openxmlformats.org/wordprocessingml/2006/main" xmlns:w14="http://schemas.microsoft.com/office/word/2010/wordml" xmlns:w15="http://schemas.microsoft.com/office/word/2012/wordml" xmlns:w16cid="http://schemas.microsoft.com/office/word/2016/wordml/cid" xmlns:w16se="http://schemas.microsoft.com/office/word/2015/wordml/symex" xmlns:wpg="http://schemas.microsoft.com/office/word/2010/wordprocessingGroup" xmlns:wpi="http://schemas.microsoft.com/office/word/2010/wordprocessingInk" xmlns:wne="http://schemas.microsoft.com/office/word/2006/wordml" xmlns:wps="http://schemas.microsoft.com/office/word/2010/wordprocessingShape" mc:Ignorable="w14 w15 w16se w16cid wp14">
+<w:numbering xmlns:wpc="http://schemas.microsoft.com/office/word/2010/wordprocessingCanvas" xmlns:cx="http://schemas.microsoft.com/office/drawing/2014/chartex" xmlns:cx1="http://schemas.microsoft.com/office/drawing/2015/9/8/chartex" xmlns:cx2="http://schemas.microsoft.com/office/drawing/2015/10/21/chartex" xmlns:cx3="http://schemas.microsoft.com/office/drawing/2016/5/9/chartex" xmlns:cx4="http://schemas.microsoft.com/office/drawing/2016/5/10/chartex" xmlns:cx5="http://schemas.microsoft.com/office/drawing/2016/5/11/chartex" xmlns:cx6="http://schemas.microsoft.com/office/drawing/2016/5/12/chartex" xmlns:cx7="http://schemas.microsoft.com/office/drawing/2016/5/13/chartex" xmlns:cx8="http://schemas.microsoft.com/office/drawing/2016/5/14/chartex" xmlns:mc="http://schemas.openxmlformats.org/markup-compatibility/2006" xmlns:aink="http://schemas.microsoft.com/office/drawing/2016/ink" xmlns:am3d="http://schemas.microsoft.com/office/drawing/2017/model3d" xmlns:o="urn:schemas-microsoft-com:office:office" xmlns:oel="http://schemas.microsoft.com/office/2019/extlst" xmlns:r="http://schemas.openxmlformats.org/officeDocument/2006/relationships" xmlns:m="http://schemas.openxmlformats.org/officeDocument/2006/math" xmlns:v="urn:schemas-microsoft-com:vml" xmlns:wp14="http://schemas.microsoft.com/office/word/2010/wordprocessingDrawing" xmlns:wp="http://schemas.openxmlformats.org/drawingml/2006/wordprocessingDrawing" xmlns:w10="urn:schemas-microsoft-com:office:word" xmlns:w="http://schemas.openxmlformats.org/wordprocessingml/2006/main" xmlns:w14="http://schemas.microsoft.com/office/word/2010/wordml" xmlns:w15="http://schemas.microsoft.com/office/word/2012/wordml" xmlns:w16cex="http://schemas.microsoft.com/office/word/2018/wordml/cex" xmlns:w16cid="http://schemas.microsoft.com/office/word/2016/wordml/cid" xmlns:w16="http://schemas.microsoft.com/office/word/2018/wordml" xmlns:w16du="http://schemas.microsoft.com/office/word/2023/wordml/word16du" xmlns:w16sdtdh="http://schemas.microsoft.com/office/word/2020/wordml/sdtdatahash" xmlns:w16sdtfl="http://schemas.microsoft.com/office/word/2024/wordml/sdtformatlock" xmlns:w16se="http://schemas.microsoft.com/office/word/2015/wordml/symex" xmlns:wpg="http://schemas.microsoft.com/office/word/2010/wordprocessingGroup" xmlns:wpi="http://schemas.microsoft.com/office/word/2010/wordprocessingInk" xmlns:wne="http://schemas.microsoft.com/office/word/2006/wordml" xmlns:wps="http://schemas.microsoft.com/office/word/2010/wordprocessingShape" mc:Ignorable="w14 w15 w16se w16cid w16 w16cex w16sdtdh w16sdtfl w16du wp14">
   <w:abstractNum w:abstractNumId="0" w15:restartNumberingAfterBreak="0">
     <w:nsid w:val="00AD0D58"/>
     <w:multiLevelType w:val="hybridMultilevel"/>
@@ -11606,92 +12312,92 @@
       </w:rPr>
     </w:lvl>
   </w:abstractNum>
-  <w:num w:numId="1">
+  <w:num w:numId="1" w16cid:durableId="611134651">
     <w:abstractNumId w:val="7"/>
   </w:num>
-  <w:num w:numId="2">
+  <w:num w:numId="2" w16cid:durableId="610820134">
     <w:abstractNumId w:val="15"/>
   </w:num>
-  <w:num w:numId="3">
+  <w:num w:numId="3" w16cid:durableId="187720303">
     <w:abstractNumId w:val="11"/>
   </w:num>
-  <w:num w:numId="4">
+  <w:num w:numId="4" w16cid:durableId="525562213">
     <w:abstractNumId w:val="6"/>
   </w:num>
-  <w:num w:numId="5">
+  <w:num w:numId="5" w16cid:durableId="641810492">
     <w:abstractNumId w:val="3"/>
   </w:num>
-  <w:num w:numId="6">
+  <w:num w:numId="6" w16cid:durableId="191385083">
     <w:abstractNumId w:val="2"/>
   </w:num>
-  <w:num w:numId="7">
+  <w:num w:numId="7" w16cid:durableId="1064599208">
     <w:abstractNumId w:val="1"/>
   </w:num>
-  <w:num w:numId="8">
+  <w:num w:numId="8" w16cid:durableId="1408188185">
     <w:abstractNumId w:val="12"/>
   </w:num>
-  <w:num w:numId="9">
+  <w:num w:numId="9" w16cid:durableId="936714378">
     <w:abstractNumId w:val="14"/>
   </w:num>
-  <w:num w:numId="10">
+  <w:num w:numId="10" w16cid:durableId="136728478">
     <w:abstractNumId w:val="24"/>
   </w:num>
-  <w:num w:numId="11">
+  <w:num w:numId="11" w16cid:durableId="1630547033">
     <w:abstractNumId w:val="19"/>
   </w:num>
-  <w:num w:numId="12">
+  <w:num w:numId="12" w16cid:durableId="1272082273">
     <w:abstractNumId w:val="25"/>
   </w:num>
-  <w:num w:numId="13">
+  <w:num w:numId="13" w16cid:durableId="1023945342">
     <w:abstractNumId w:val="20"/>
   </w:num>
-  <w:num w:numId="14">
+  <w:num w:numId="14" w16cid:durableId="1444105923">
     <w:abstractNumId w:val="26"/>
   </w:num>
-  <w:num w:numId="15">
+  <w:num w:numId="15" w16cid:durableId="709648875">
     <w:abstractNumId w:val="9"/>
   </w:num>
-  <w:num w:numId="16">
+  <w:num w:numId="16" w16cid:durableId="696081193">
     <w:abstractNumId w:val="4"/>
   </w:num>
-  <w:num w:numId="17">
+  <w:num w:numId="17" w16cid:durableId="1493834050">
     <w:abstractNumId w:val="13"/>
   </w:num>
-  <w:num w:numId="18">
+  <w:num w:numId="18" w16cid:durableId="1844082029">
     <w:abstractNumId w:val="8"/>
   </w:num>
-  <w:num w:numId="19">
+  <w:num w:numId="19" w16cid:durableId="725834199">
     <w:abstractNumId w:val="5"/>
   </w:num>
-  <w:num w:numId="20">
+  <w:num w:numId="20" w16cid:durableId="332338522">
     <w:abstractNumId w:val="23"/>
   </w:num>
-  <w:num w:numId="21">
+  <w:num w:numId="21" w16cid:durableId="1681202840">
     <w:abstractNumId w:val="22"/>
   </w:num>
-  <w:num w:numId="22">
+  <w:num w:numId="22" w16cid:durableId="1543980192">
     <w:abstractNumId w:val="21"/>
   </w:num>
-  <w:num w:numId="23">
+  <w:num w:numId="23" w16cid:durableId="582564518">
     <w:abstractNumId w:val="18"/>
   </w:num>
-  <w:num w:numId="24">
+  <w:num w:numId="24" w16cid:durableId="1658604526">
     <w:abstractNumId w:val="17"/>
   </w:num>
-  <w:num w:numId="25">
+  <w:num w:numId="25" w16cid:durableId="270207981">
     <w:abstractNumId w:val="10"/>
   </w:num>
-  <w:num w:numId="26">
+  <w:num w:numId="26" w16cid:durableId="2112041839">
     <w:abstractNumId w:val="16"/>
   </w:num>
-  <w:num w:numId="27">
+  <w:num w:numId="27" w16cid:durableId="821041864">
     <w:abstractNumId w:val="0"/>
   </w:num>
 </w:numbering>
 </file>
 
 <file path=word/styles.xml><?xml version="1.0" encoding="utf-8"?>
-<w:styles xmlns:mc="http://schemas.openxmlformats.org/markup-compatibility/2006" xmlns:r="http://schemas.openxmlformats.org/officeDocument/2006/relationships" xmlns:w="http://schemas.openxmlformats.org/wordprocessingml/2006/main" xmlns:w14="http://schemas.microsoft.com/office/word/2010/wordml" xmlns:w15="http://schemas.microsoft.com/office/word/2012/wordml" xmlns:w16cid="http://schemas.microsoft.com/office/word/2016/wordml/cid" xmlns:w16se="http://schemas.microsoft.com/office/word/2015/wordml/symex" mc:Ignorable="w14 w15 w16se w16cid">
+<w:styles xmlns:mc="http://schemas.openxmlformats.org/markup-compatibility/2006" xmlns:r="http://schemas.openxmlformats.org/officeDocument/2006/relationships" xmlns:w="http://schemas.openxmlformats.org/wordprocessingml/2006/main" xmlns:w14="http://schemas.microsoft.com/office/word/2010/wordml" xmlns:w15="http://schemas.microsoft.com/office/word/2012/wordml" xmlns:w16cex="http://schemas.microsoft.com/office/word/2018/wordml/cex" xmlns:w16cid="http://schemas.microsoft.com/office/word/2016/wordml/cid" xmlns:w16="http://schemas.microsoft.com/office/word/2018/wordml" xmlns:w16du="http://schemas.microsoft.com/office/word/2023/wordml/word16du" xmlns:w16sdtdh="http://schemas.microsoft.com/office/word/2020/wordml/sdtdatahash" xmlns:w16sdtfl="http://schemas.microsoft.com/office/word/2024/wordml/sdtformatlock" xmlns:w16se="http://schemas.microsoft.com/office/word/2015/wordml/symex" mc:Ignorable="w14 w15 w16se w16cid w16 w16cex w16sdtdh w16sdtfl w16du">
   <w:docDefaults>
     <w:rPrDefault>
       <w:rPr>
